--- a/contracts/01-Founder-Agreement.docx
+++ b/contracts/01-Founder-Agreement.docx
@@ -728,6 +728,30 @@
     </w:p>
     <w:p>
       <w:pPr>
+        <w:tabs>
+          <w:tab w:pos="720" w:val="left"/>
+        </w:tabs>
+        <w:spacing w:after="120"/>
+        <w:ind w:left="720" w:hanging="720"/>
+      </w:pPr>
+      <w:r>
+        <w:rPr>
+          <w:rFonts w:ascii="Calibri" w:hAnsi="Calibri"/>
+          <w:sz w:val="22"/>
+        </w:rPr>
+        <w:t>3.6</w:t>
+      </w:r>
+      <w:r>
+        <w:rPr>
+          <w:rFonts w:ascii="Calibri" w:hAnsi="Calibri"/>
+          <w:sz w:val="22"/>
+        </w:rPr>
+        <w:tab/>
+        <w:t>The Founder will comply with the UniBlueprint Safeguarding and Code of Conduct Policy, which forms part of this Agreement, and is designated a safeguarding contact under that Policy.</w:t>
+      </w:r>
+    </w:p>
+    <w:p>
+      <w:pPr>
         <w:keepNext/>
         <w:spacing w:after="120" w:before="280"/>
       </w:pPr>
@@ -2085,7 +2109,8 @@
           <w:sz w:val="22"/>
           <w:szCs w:val="22"/>
         </w:rPr>
-        <w:t xml:space="preserve">	This Agreement, with its Schedules, is the entire agreement between the parties on its subject matter, subject to any shareholders' agreement.</w:t>
+        <w:tab/>
+        <w:t>This Agreement, with its Schedules and the Safeguarding and Code of Conduct Policy, is the entire agreement between the parties on its subject matter, subject to any shareholders' agreement.</w:t>
       </w:r>
     </w:p>
     <w:p>
